--- a/Documentación/Trabajo de Investigación.docx
+++ b/Documentación/Trabajo de Investigación.docx
@@ -20,7 +20,7 @@
           <w:lang w:val="en-US"/>
         </w:rPr>
         <w:drawing>
-          <wp:anchor distT="0" distB="0" distL="114300" distR="114300" simplePos="0" relativeHeight="251659264" behindDoc="0" locked="0" layoutInCell="1" allowOverlap="1" wp14:anchorId="044CBDC8" wp14:editId="4F7E717A">
+          <wp:anchor distT="0" distB="0" distL="114300" distR="114300" simplePos="0" relativeHeight="251659264" behindDoc="0" locked="0" layoutInCell="1" allowOverlap="1" wp14:anchorId="044CBDC8" wp14:editId="6C17EFE9">
             <wp:simplePos x="0" y="0"/>
             <wp:positionH relativeFrom="margin">
               <wp:posOffset>-301358</wp:posOffset>
@@ -89,7 +89,7 @@
           <w:lang w:val="en-US"/>
         </w:rPr>
         <w:drawing>
-          <wp:anchor distT="0" distB="0" distL="114300" distR="114300" simplePos="0" relativeHeight="251661312" behindDoc="0" locked="0" layoutInCell="1" allowOverlap="1" wp14:anchorId="0F6BF629" wp14:editId="2A170097">
+          <wp:anchor distT="0" distB="0" distL="114300" distR="114300" simplePos="0" relativeHeight="251661312" behindDoc="0" locked="0" layoutInCell="1" allowOverlap="1" wp14:anchorId="0F6BF629" wp14:editId="1DA8B441">
             <wp:simplePos x="0" y="0"/>
             <wp:positionH relativeFrom="margin">
               <wp:posOffset>4874938</wp:posOffset>
@@ -844,7 +844,27 @@
           <w:sz w:val="24"/>
           <w:szCs w:val="24"/>
         </w:rPr>
-        <w:t>(búsqueda en libros botánicos, consultas empíricas, búsqueda en internet o apps gen</w:t>
+        <w:t xml:space="preserve">(búsqueda en libros botánicos, consultas empíricas, búsqueda en internet o </w:t>
+      </w:r>
+      <w:proofErr w:type="gramStart"/>
+      <w:r>
+        <w:rPr>
+          <w:rFonts w:ascii="Times New Roman" w:hAnsi="Times New Roman" w:cs="Times New Roman"/>
+          <w:bCs/>
+          <w:sz w:val="24"/>
+          <w:szCs w:val="24"/>
+        </w:rPr>
+        <w:t>apps</w:t>
+      </w:r>
+      <w:proofErr w:type="gramEnd"/>
+      <w:r>
+        <w:rPr>
+          <w:rFonts w:ascii="Times New Roman" w:hAnsi="Times New Roman" w:cs="Times New Roman"/>
+          <w:bCs/>
+          <w:sz w:val="24"/>
+          <w:szCs w:val="24"/>
+        </w:rPr>
+        <w:t xml:space="preserve"> gen</w:t>
       </w:r>
       <w:r>
         <w:rPr>
@@ -917,7 +937,23 @@
           <w:sz w:val="24"/>
           <w:szCs w:val="24"/>
         </w:rPr>
-        <w:t>Flora ornamental, identificación morfológica, ciencia ciudadana, sistema multiplataforma, georreferenciación botánica.</w:t>
+        <w:t>Flora ornamental, identificación morfológica, ciencia ciudadana, sistema</w:t>
+      </w:r>
+      <w:r>
+        <w:rPr>
+          <w:rFonts w:ascii="Times New Roman" w:hAnsi="Times New Roman" w:cs="Times New Roman"/>
+          <w:sz w:val="24"/>
+          <w:szCs w:val="24"/>
+        </w:rPr>
+        <w:t xml:space="preserve"> </w:t>
+      </w:r>
+      <w:r>
+        <w:rPr>
+          <w:rFonts w:ascii="Times New Roman" w:hAnsi="Times New Roman" w:cs="Times New Roman"/>
+          <w:sz w:val="24"/>
+          <w:szCs w:val="24"/>
+        </w:rPr>
+        <w:t>multiplataforma, georreferenciación botánica.</w:t>
       </w:r>
     </w:p>
     <w:sectPr>
